--- a/docs/Governance Strategy v2.0.docx
+++ b/docs/Governance Strategy v2.0.docx
@@ -62,12 +62,6 @@
         <w:gridCol w:w="5040"/>
       </w:tblGrid>
       <w:tr>
-        <w:tblPrEx>
-          <w:tblCellMar>
-            <w:top w:w="0" w:type="dxa"/>
-            <w:bottom w:w="0" w:type="dxa"/>
-          </w:tblCellMar>
-        </w:tblPrEx>
         <w:tc>
           <w:tcPr>
             <w:tcW w:w="5040" w:type="dxa"/>
@@ -250,12 +244,6 @@
         <w:gridCol w:w="10080"/>
       </w:tblGrid>
       <w:tr>
-        <w:tblPrEx>
-          <w:tblCellMar>
-            <w:top w:w="0" w:type="dxa"/>
-            <w:bottom w:w="0" w:type="dxa"/>
-          </w:tblCellMar>
-        </w:tblPrEx>
         <w:tc>
           <w:tcPr>
             <w:tcW w:w="10080" w:type="dxa"/>
@@ -330,12 +318,6 @@
         <w:gridCol w:w="10080"/>
       </w:tblGrid>
       <w:tr>
-        <w:tblPrEx>
-          <w:tblCellMar>
-            <w:top w:w="0" w:type="dxa"/>
-            <w:bottom w:w="0" w:type="dxa"/>
-          </w:tblCellMar>
-        </w:tblPrEx>
         <w:tc>
           <w:tcPr>
             <w:tcW w:w="10080" w:type="dxa"/>
@@ -402,12 +384,6 @@
         <w:gridCol w:w="10080"/>
       </w:tblGrid>
       <w:tr>
-        <w:tblPrEx>
-          <w:tblCellMar>
-            <w:top w:w="0" w:type="dxa"/>
-            <w:bottom w:w="0" w:type="dxa"/>
-          </w:tblCellMar>
-        </w:tblPrEx>
         <w:tc>
           <w:tcPr>
             <w:tcW w:w="10080" w:type="dxa"/>
@@ -482,12 +458,6 @@
         <w:gridCol w:w="10080"/>
       </w:tblGrid>
       <w:tr>
-        <w:tblPrEx>
-          <w:tblCellMar>
-            <w:top w:w="0" w:type="dxa"/>
-            <w:bottom w:w="0" w:type="dxa"/>
-          </w:tblCellMar>
-        </w:tblPrEx>
         <w:tc>
           <w:tcPr>
             <w:tcW w:w="10080" w:type="dxa"/>
@@ -554,12 +524,6 @@
         <w:gridCol w:w="10080"/>
       </w:tblGrid>
       <w:tr>
-        <w:tblPrEx>
-          <w:tblCellMar>
-            <w:top w:w="0" w:type="dxa"/>
-            <w:bottom w:w="0" w:type="dxa"/>
-          </w:tblCellMar>
-        </w:tblPrEx>
         <w:tc>
           <w:tcPr>
             <w:tcW w:w="10080" w:type="dxa"/>
@@ -835,12 +799,6 @@
         <w:gridCol w:w="4280"/>
       </w:tblGrid>
       <w:tr>
-        <w:tblPrEx>
-          <w:tblCellMar>
-            <w:top w:w="0" w:type="dxa"/>
-            <w:bottom w:w="0" w:type="dxa"/>
-          </w:tblCellMar>
-        </w:tblPrEx>
         <w:trPr>
           <w:tblHeader/>
         </w:trPr>
@@ -906,12 +864,6 @@
         </w:tc>
       </w:tr>
       <w:tr>
-        <w:tblPrEx>
-          <w:tblCellMar>
-            <w:top w:w="0" w:type="dxa"/>
-            <w:bottom w:w="0" w:type="dxa"/>
-          </w:tblCellMar>
-        </w:tblPrEx>
         <w:tc>
           <w:tcPr>
             <w:tcW w:w="5800" w:type="dxa"/>
@@ -968,12 +920,6 @@
         </w:tc>
       </w:tr>
       <w:tr>
-        <w:tblPrEx>
-          <w:tblCellMar>
-            <w:top w:w="0" w:type="dxa"/>
-            <w:bottom w:w="0" w:type="dxa"/>
-          </w:tblCellMar>
-        </w:tblPrEx>
         <w:tc>
           <w:tcPr>
             <w:tcW w:w="5800" w:type="dxa"/>
@@ -1030,12 +976,6 @@
         </w:tc>
       </w:tr>
       <w:tr>
-        <w:tblPrEx>
-          <w:tblCellMar>
-            <w:top w:w="0" w:type="dxa"/>
-            <w:bottom w:w="0" w:type="dxa"/>
-          </w:tblCellMar>
-        </w:tblPrEx>
         <w:tc>
           <w:tcPr>
             <w:tcW w:w="5800" w:type="dxa"/>
@@ -1092,12 +1032,6 @@
         </w:tc>
       </w:tr>
       <w:tr>
-        <w:tblPrEx>
-          <w:tblCellMar>
-            <w:top w:w="0" w:type="dxa"/>
-            <w:bottom w:w="0" w:type="dxa"/>
-          </w:tblCellMar>
-        </w:tblPrEx>
         <w:tc>
           <w:tcPr>
             <w:tcW w:w="5800" w:type="dxa"/>
@@ -1154,12 +1088,6 @@
         </w:tc>
       </w:tr>
       <w:tr>
-        <w:tblPrEx>
-          <w:tblCellMar>
-            <w:top w:w="0" w:type="dxa"/>
-            <w:bottom w:w="0" w:type="dxa"/>
-          </w:tblCellMar>
-        </w:tblPrEx>
         <w:tc>
           <w:tcPr>
             <w:tcW w:w="5800" w:type="dxa"/>
@@ -1216,12 +1144,6 @@
         </w:tc>
       </w:tr>
       <w:tr>
-        <w:tblPrEx>
-          <w:tblCellMar>
-            <w:top w:w="0" w:type="dxa"/>
-            <w:bottom w:w="0" w:type="dxa"/>
-          </w:tblCellMar>
-        </w:tblPrEx>
         <w:tc>
           <w:tcPr>
             <w:tcW w:w="5800" w:type="dxa"/>
@@ -1278,12 +1200,6 @@
         </w:tc>
       </w:tr>
       <w:tr>
-        <w:tblPrEx>
-          <w:tblCellMar>
-            <w:top w:w="0" w:type="dxa"/>
-            <w:bottom w:w="0" w:type="dxa"/>
-          </w:tblCellMar>
-        </w:tblPrEx>
         <w:tc>
           <w:tcPr>
             <w:tcW w:w="5800" w:type="dxa"/>
@@ -1340,12 +1256,6 @@
         </w:tc>
       </w:tr>
       <w:tr>
-        <w:tblPrEx>
-          <w:tblCellMar>
-            <w:top w:w="0" w:type="dxa"/>
-            <w:bottom w:w="0" w:type="dxa"/>
-          </w:tblCellMar>
-        </w:tblPrEx>
         <w:tc>
           <w:tcPr>
             <w:tcW w:w="5800" w:type="dxa"/>
@@ -1402,12 +1312,6 @@
         </w:tc>
       </w:tr>
       <w:tr>
-        <w:tblPrEx>
-          <w:tblCellMar>
-            <w:top w:w="0" w:type="dxa"/>
-            <w:bottom w:w="0" w:type="dxa"/>
-          </w:tblCellMar>
-        </w:tblPrEx>
         <w:tc>
           <w:tcPr>
             <w:tcW w:w="5800" w:type="dxa"/>
@@ -1464,12 +1368,6 @@
         </w:tc>
       </w:tr>
       <w:tr>
-        <w:tblPrEx>
-          <w:tblCellMar>
-            <w:top w:w="0" w:type="dxa"/>
-            <w:bottom w:w="0" w:type="dxa"/>
-          </w:tblCellMar>
-        </w:tblPrEx>
         <w:tc>
           <w:tcPr>
             <w:tcW w:w="5800" w:type="dxa"/>
@@ -1526,12 +1424,6 @@
         </w:tc>
       </w:tr>
       <w:tr>
-        <w:tblPrEx>
-          <w:tblCellMar>
-            <w:top w:w="0" w:type="dxa"/>
-            <w:bottom w:w="0" w:type="dxa"/>
-          </w:tblCellMar>
-        </w:tblPrEx>
         <w:tc>
           <w:tcPr>
             <w:tcW w:w="5800" w:type="dxa"/>
@@ -1626,12 +1518,6 @@
         <w:gridCol w:w="10080"/>
       </w:tblGrid>
       <w:tr>
-        <w:tblPrEx>
-          <w:tblCellMar>
-            <w:top w:w="0" w:type="dxa"/>
-            <w:bottom w:w="0" w:type="dxa"/>
-          </w:tblCellMar>
-        </w:tblPrEx>
         <w:tc>
           <w:tcPr>
             <w:tcW w:w="10080" w:type="dxa"/>
@@ -2146,12 +2032,6 @@
         <w:gridCol w:w="6480"/>
       </w:tblGrid>
       <w:tr>
-        <w:tblPrEx>
-          <w:tblCellMar>
-            <w:top w:w="0" w:type="dxa"/>
-            <w:bottom w:w="0" w:type="dxa"/>
-          </w:tblCellMar>
-        </w:tblPrEx>
         <w:trPr>
           <w:tblHeader/>
         </w:trPr>
@@ -2217,12 +2097,6 @@
         </w:tc>
       </w:tr>
       <w:tr>
-        <w:tblPrEx>
-          <w:tblCellMar>
-            <w:top w:w="0" w:type="dxa"/>
-            <w:bottom w:w="0" w:type="dxa"/>
-          </w:tblCellMar>
-        </w:tblPrEx>
         <w:tc>
           <w:tcPr>
             <w:tcW w:w="3600" w:type="dxa"/>
@@ -2295,12 +2169,6 @@
         </w:tc>
       </w:tr>
       <w:tr>
-        <w:tblPrEx>
-          <w:tblCellMar>
-            <w:top w:w="0" w:type="dxa"/>
-            <w:bottom w:w="0" w:type="dxa"/>
-          </w:tblCellMar>
-        </w:tblPrEx>
         <w:tc>
           <w:tcPr>
             <w:tcW w:w="3600" w:type="dxa"/>
@@ -2357,12 +2225,6 @@
         </w:tc>
       </w:tr>
       <w:tr>
-        <w:tblPrEx>
-          <w:tblCellMar>
-            <w:top w:w="0" w:type="dxa"/>
-            <w:bottom w:w="0" w:type="dxa"/>
-          </w:tblCellMar>
-        </w:tblPrEx>
         <w:tc>
           <w:tcPr>
             <w:tcW w:w="3600" w:type="dxa"/>
@@ -2419,12 +2281,6 @@
         </w:tc>
       </w:tr>
       <w:tr>
-        <w:tblPrEx>
-          <w:tblCellMar>
-            <w:top w:w="0" w:type="dxa"/>
-            <w:bottom w:w="0" w:type="dxa"/>
-          </w:tblCellMar>
-        </w:tblPrEx>
         <w:tc>
           <w:tcPr>
             <w:tcW w:w="3600" w:type="dxa"/>
@@ -2481,12 +2337,6 @@
         </w:tc>
       </w:tr>
       <w:tr>
-        <w:tblPrEx>
-          <w:tblCellMar>
-            <w:top w:w="0" w:type="dxa"/>
-            <w:bottom w:w="0" w:type="dxa"/>
-          </w:tblCellMar>
-        </w:tblPrEx>
         <w:tc>
           <w:tcPr>
             <w:tcW w:w="3600" w:type="dxa"/>
@@ -2543,12 +2393,6 @@
         </w:tc>
       </w:tr>
       <w:tr>
-        <w:tblPrEx>
-          <w:tblCellMar>
-            <w:top w:w="0" w:type="dxa"/>
-            <w:bottom w:w="0" w:type="dxa"/>
-          </w:tblCellMar>
-        </w:tblPrEx>
         <w:tc>
           <w:tcPr>
             <w:tcW w:w="3600" w:type="dxa"/>
@@ -2605,12 +2449,6 @@
         </w:tc>
       </w:tr>
       <w:tr>
-        <w:tblPrEx>
-          <w:tblCellMar>
-            <w:top w:w="0" w:type="dxa"/>
-            <w:bottom w:w="0" w:type="dxa"/>
-          </w:tblCellMar>
-        </w:tblPrEx>
         <w:tc>
           <w:tcPr>
             <w:tcW w:w="3600" w:type="dxa"/>
@@ -2667,12 +2505,6 @@
         </w:tc>
       </w:tr>
       <w:tr>
-        <w:tblPrEx>
-          <w:tblCellMar>
-            <w:top w:w="0" w:type="dxa"/>
-            <w:bottom w:w="0" w:type="dxa"/>
-          </w:tblCellMar>
-        </w:tblPrEx>
         <w:tc>
           <w:tcPr>
             <w:tcW w:w="3600" w:type="dxa"/>
@@ -2729,12 +2561,6 @@
         </w:tc>
       </w:tr>
       <w:tr>
-        <w:tblPrEx>
-          <w:tblCellMar>
-            <w:top w:w="0" w:type="dxa"/>
-            <w:bottom w:w="0" w:type="dxa"/>
-          </w:tblCellMar>
-        </w:tblPrEx>
         <w:tc>
           <w:tcPr>
             <w:tcW w:w="3600" w:type="dxa"/>
@@ -2791,12 +2617,6 @@
         </w:tc>
       </w:tr>
       <w:tr>
-        <w:tblPrEx>
-          <w:tblCellMar>
-            <w:top w:w="0" w:type="dxa"/>
-            <w:bottom w:w="0" w:type="dxa"/>
-          </w:tblCellMar>
-        </w:tblPrEx>
         <w:tc>
           <w:tcPr>
             <w:tcW w:w="3600" w:type="dxa"/>
@@ -2853,12 +2673,6 @@
         </w:tc>
       </w:tr>
       <w:tr>
-        <w:tblPrEx>
-          <w:tblCellMar>
-            <w:top w:w="0" w:type="dxa"/>
-            <w:bottom w:w="0" w:type="dxa"/>
-          </w:tblCellMar>
-        </w:tblPrEx>
         <w:tc>
           <w:tcPr>
             <w:tcW w:w="3600" w:type="dxa"/>
@@ -3451,12 +3265,6 @@
         <w:gridCol w:w="10080"/>
       </w:tblGrid>
       <w:tr>
-        <w:tblPrEx>
-          <w:tblCellMar>
-            <w:top w:w="0" w:type="dxa"/>
-            <w:bottom w:w="0" w:type="dxa"/>
-          </w:tblCellMar>
-        </w:tblPrEx>
         <w:tc>
           <w:tcPr>
             <w:tcW w:w="10080" w:type="dxa"/>
@@ -3935,12 +3743,6 @@
         <w:gridCol w:w="10080"/>
       </w:tblGrid>
       <w:tr>
-        <w:tblPrEx>
-          <w:tblCellMar>
-            <w:top w:w="0" w:type="dxa"/>
-            <w:bottom w:w="0" w:type="dxa"/>
-          </w:tblCellMar>
-        </w:tblPrEx>
         <w:tc>
           <w:tcPr>
             <w:tcW w:w="10080" w:type="dxa"/>
@@ -4701,12 +4503,6 @@
         <w:gridCol w:w="10080"/>
       </w:tblGrid>
       <w:tr>
-        <w:tblPrEx>
-          <w:tblCellMar>
-            <w:top w:w="0" w:type="dxa"/>
-            <w:bottom w:w="0" w:type="dxa"/>
-          </w:tblCellMar>
-        </w:tblPrEx>
         <w:tc>
           <w:tcPr>
             <w:tcW w:w="10080" w:type="dxa"/>
@@ -4972,12 +4768,6 @@
         <w:gridCol w:w="4080"/>
       </w:tblGrid>
       <w:tr>
-        <w:tblPrEx>
-          <w:tblCellMar>
-            <w:top w:w="0" w:type="dxa"/>
-            <w:bottom w:w="0" w:type="dxa"/>
-          </w:tblCellMar>
-        </w:tblPrEx>
         <w:trPr>
           <w:tblHeader/>
         </w:trPr>
@@ -5073,12 +4863,6 @@
         </w:tc>
       </w:tr>
       <w:tr>
-        <w:tblPrEx>
-          <w:tblCellMar>
-            <w:top w:w="0" w:type="dxa"/>
-            <w:bottom w:w="0" w:type="dxa"/>
-          </w:tblCellMar>
-        </w:tblPrEx>
         <w:tc>
           <w:tcPr>
             <w:tcW w:w="3000" w:type="dxa"/>
@@ -5162,12 +4946,6 @@
         </w:tc>
       </w:tr>
       <w:tr>
-        <w:tblPrEx>
-          <w:tblCellMar>
-            <w:top w:w="0" w:type="dxa"/>
-            <w:bottom w:w="0" w:type="dxa"/>
-          </w:tblCellMar>
-        </w:tblPrEx>
         <w:tc>
           <w:tcPr>
             <w:tcW w:w="3000" w:type="dxa"/>
@@ -5251,12 +5029,6 @@
         </w:tc>
       </w:tr>
       <w:tr>
-        <w:tblPrEx>
-          <w:tblCellMar>
-            <w:top w:w="0" w:type="dxa"/>
-            <w:bottom w:w="0" w:type="dxa"/>
-          </w:tblCellMar>
-        </w:tblPrEx>
         <w:tc>
           <w:tcPr>
             <w:tcW w:w="3000" w:type="dxa"/>
@@ -5340,12 +5112,6 @@
         </w:tc>
       </w:tr>
       <w:tr>
-        <w:tblPrEx>
-          <w:tblCellMar>
-            <w:top w:w="0" w:type="dxa"/>
-            <w:bottom w:w="0" w:type="dxa"/>
-          </w:tblCellMar>
-        </w:tblPrEx>
         <w:tc>
           <w:tcPr>
             <w:tcW w:w="3000" w:type="dxa"/>
@@ -5776,12 +5542,6 @@
         <w:gridCol w:w="10080"/>
       </w:tblGrid>
       <w:tr>
-        <w:tblPrEx>
-          <w:tblCellMar>
-            <w:top w:w="0" w:type="dxa"/>
-            <w:bottom w:w="0" w:type="dxa"/>
-          </w:tblCellMar>
-        </w:tblPrEx>
         <w:tc>
           <w:tcPr>
             <w:tcW w:w="10080" w:type="dxa"/>
@@ -6132,12 +5892,6 @@
         <w:gridCol w:w="3480"/>
       </w:tblGrid>
       <w:tr>
-        <w:tblPrEx>
-          <w:tblCellMar>
-            <w:top w:w="0" w:type="dxa"/>
-            <w:bottom w:w="0" w:type="dxa"/>
-          </w:tblCellMar>
-        </w:tblPrEx>
         <w:trPr>
           <w:tblHeader/>
         </w:trPr>
@@ -6233,12 +5987,6 @@
         </w:tc>
       </w:tr>
       <w:tr>
-        <w:tblPrEx>
-          <w:tblCellMar>
-            <w:top w:w="0" w:type="dxa"/>
-            <w:bottom w:w="0" w:type="dxa"/>
-          </w:tblCellMar>
-        </w:tblPrEx>
         <w:tc>
           <w:tcPr>
             <w:tcW w:w="2800" w:type="dxa"/>
@@ -6331,12 +6079,6 @@
         </w:tc>
       </w:tr>
       <w:tr>
-        <w:tblPrEx>
-          <w:tblCellMar>
-            <w:top w:w="0" w:type="dxa"/>
-            <w:bottom w:w="0" w:type="dxa"/>
-          </w:tblCellMar>
-        </w:tblPrEx>
         <w:tc>
           <w:tcPr>
             <w:tcW w:w="2800" w:type="dxa"/>
@@ -6420,12 +6162,6 @@
         </w:tc>
       </w:tr>
       <w:tr>
-        <w:tblPrEx>
-          <w:tblCellMar>
-            <w:top w:w="0" w:type="dxa"/>
-            <w:bottom w:w="0" w:type="dxa"/>
-          </w:tblCellMar>
-        </w:tblPrEx>
         <w:tc>
           <w:tcPr>
             <w:tcW w:w="2800" w:type="dxa"/>
@@ -6755,12 +6491,6 @@
         <w:gridCol w:w="10080"/>
       </w:tblGrid>
       <w:tr>
-        <w:tblPrEx>
-          <w:tblCellMar>
-            <w:top w:w="0" w:type="dxa"/>
-            <w:bottom w:w="0" w:type="dxa"/>
-          </w:tblCellMar>
-        </w:tblPrEx>
         <w:tc>
           <w:tcPr>
             <w:tcW w:w="10080" w:type="dxa"/>
@@ -7465,12 +7195,6 @@
         <w:gridCol w:w="6000"/>
       </w:tblGrid>
       <w:tr>
-        <w:tblPrEx>
-          <w:tblCellMar>
-            <w:top w:w="0" w:type="dxa"/>
-            <w:bottom w:w="0" w:type="dxa"/>
-          </w:tblCellMar>
-        </w:tblPrEx>
         <w:trPr>
           <w:tblHeader/>
         </w:trPr>
@@ -7536,12 +7260,6 @@
         </w:tc>
       </w:tr>
       <w:tr>
-        <w:tblPrEx>
-          <w:tblCellMar>
-            <w:top w:w="0" w:type="dxa"/>
-            <w:bottom w:w="0" w:type="dxa"/>
-          </w:tblCellMar>
-        </w:tblPrEx>
         <w:tc>
           <w:tcPr>
             <w:tcW w:w="4080" w:type="dxa"/>
@@ -7598,12 +7316,6 @@
         </w:tc>
       </w:tr>
       <w:tr>
-        <w:tblPrEx>
-          <w:tblCellMar>
-            <w:top w:w="0" w:type="dxa"/>
-            <w:bottom w:w="0" w:type="dxa"/>
-          </w:tblCellMar>
-        </w:tblPrEx>
         <w:tc>
           <w:tcPr>
             <w:tcW w:w="4080" w:type="dxa"/>
@@ -7660,12 +7372,6 @@
         </w:tc>
       </w:tr>
       <w:tr>
-        <w:tblPrEx>
-          <w:tblCellMar>
-            <w:top w:w="0" w:type="dxa"/>
-            <w:bottom w:w="0" w:type="dxa"/>
-          </w:tblCellMar>
-        </w:tblPrEx>
         <w:tc>
           <w:tcPr>
             <w:tcW w:w="4080" w:type="dxa"/>
@@ -7722,12 +7428,6 @@
         </w:tc>
       </w:tr>
       <w:tr>
-        <w:tblPrEx>
-          <w:tblCellMar>
-            <w:top w:w="0" w:type="dxa"/>
-            <w:bottom w:w="0" w:type="dxa"/>
-          </w:tblCellMar>
-        </w:tblPrEx>
         <w:tc>
           <w:tcPr>
             <w:tcW w:w="4080" w:type="dxa"/>
@@ -7906,12 +7606,6 @@
         <w:gridCol w:w="7080"/>
       </w:tblGrid>
       <w:tr>
-        <w:tblPrEx>
-          <w:tblCellMar>
-            <w:top w:w="0" w:type="dxa"/>
-            <w:bottom w:w="0" w:type="dxa"/>
-          </w:tblCellMar>
-        </w:tblPrEx>
         <w:trPr>
           <w:tblHeader/>
         </w:trPr>
@@ -7977,12 +7671,6 @@
         </w:tc>
       </w:tr>
       <w:tr>
-        <w:tblPrEx>
-          <w:tblCellMar>
-            <w:top w:w="0" w:type="dxa"/>
-            <w:bottom w:w="0" w:type="dxa"/>
-          </w:tblCellMar>
-        </w:tblPrEx>
         <w:tc>
           <w:tcPr>
             <w:tcW w:w="3000" w:type="dxa"/>
@@ -8039,12 +7727,6 @@
         </w:tc>
       </w:tr>
       <w:tr>
-        <w:tblPrEx>
-          <w:tblCellMar>
-            <w:top w:w="0" w:type="dxa"/>
-            <w:bottom w:w="0" w:type="dxa"/>
-          </w:tblCellMar>
-        </w:tblPrEx>
         <w:tc>
           <w:tcPr>
             <w:tcW w:w="3000" w:type="dxa"/>
@@ -8101,12 +7783,6 @@
         </w:tc>
       </w:tr>
       <w:tr>
-        <w:tblPrEx>
-          <w:tblCellMar>
-            <w:top w:w="0" w:type="dxa"/>
-            <w:bottom w:w="0" w:type="dxa"/>
-          </w:tblCellMar>
-        </w:tblPrEx>
         <w:tc>
           <w:tcPr>
             <w:tcW w:w="3000" w:type="dxa"/>
@@ -8163,12 +7839,6 @@
         </w:tc>
       </w:tr>
       <w:tr>
-        <w:tblPrEx>
-          <w:tblCellMar>
-            <w:top w:w="0" w:type="dxa"/>
-            <w:bottom w:w="0" w:type="dxa"/>
-          </w:tblCellMar>
-        </w:tblPrEx>
         <w:tc>
           <w:tcPr>
             <w:tcW w:w="3000" w:type="dxa"/>
@@ -8225,12 +7895,6 @@
         </w:tc>
       </w:tr>
       <w:tr>
-        <w:tblPrEx>
-          <w:tblCellMar>
-            <w:top w:w="0" w:type="dxa"/>
-            <w:bottom w:w="0" w:type="dxa"/>
-          </w:tblCellMar>
-        </w:tblPrEx>
         <w:tc>
           <w:tcPr>
             <w:tcW w:w="3000" w:type="dxa"/>
@@ -8789,12 +8453,6 @@
         <w:gridCol w:w="9520"/>
       </w:tblGrid>
       <w:tr>
-        <w:tblPrEx>
-          <w:tblCellMar>
-            <w:top w:w="0" w:type="dxa"/>
-            <w:bottom w:w="0" w:type="dxa"/>
-          </w:tblCellMar>
-        </w:tblPrEx>
         <w:tc>
           <w:tcPr>
             <w:tcW w:w="560" w:type="dxa"/>
@@ -8889,12 +8547,6 @@
         <w:gridCol w:w="9520"/>
       </w:tblGrid>
       <w:tr>
-        <w:tblPrEx>
-          <w:tblCellMar>
-            <w:top w:w="0" w:type="dxa"/>
-            <w:bottom w:w="0" w:type="dxa"/>
-          </w:tblCellMar>
-        </w:tblPrEx>
         <w:tc>
           <w:tcPr>
             <w:tcW w:w="560" w:type="dxa"/>
@@ -8981,12 +8633,6 @@
         <w:gridCol w:w="9520"/>
       </w:tblGrid>
       <w:tr>
-        <w:tblPrEx>
-          <w:tblCellMar>
-            <w:top w:w="0" w:type="dxa"/>
-            <w:bottom w:w="0" w:type="dxa"/>
-          </w:tblCellMar>
-        </w:tblPrEx>
         <w:tc>
           <w:tcPr>
             <w:tcW w:w="560" w:type="dxa"/>
@@ -9081,12 +8727,6 @@
         <w:gridCol w:w="9520"/>
       </w:tblGrid>
       <w:tr>
-        <w:tblPrEx>
-          <w:tblCellMar>
-            <w:top w:w="0" w:type="dxa"/>
-            <w:bottom w:w="0" w:type="dxa"/>
-          </w:tblCellMar>
-        </w:tblPrEx>
         <w:tc>
           <w:tcPr>
             <w:tcW w:w="560" w:type="dxa"/>
@@ -9173,12 +8813,6 @@
         <w:gridCol w:w="9520"/>
       </w:tblGrid>
       <w:tr>
-        <w:tblPrEx>
-          <w:tblCellMar>
-            <w:top w:w="0" w:type="dxa"/>
-            <w:bottom w:w="0" w:type="dxa"/>
-          </w:tblCellMar>
-        </w:tblPrEx>
         <w:tc>
           <w:tcPr>
             <w:tcW w:w="560" w:type="dxa"/>
@@ -9265,12 +8899,6 @@
         <w:gridCol w:w="9520"/>
       </w:tblGrid>
       <w:tr>
-        <w:tblPrEx>
-          <w:tblCellMar>
-            <w:top w:w="0" w:type="dxa"/>
-            <w:bottom w:w="0" w:type="dxa"/>
-          </w:tblCellMar>
-        </w:tblPrEx>
         <w:tc>
           <w:tcPr>
             <w:tcW w:w="560" w:type="dxa"/>
@@ -9357,12 +8985,6 @@
         <w:gridCol w:w="9520"/>
       </w:tblGrid>
       <w:tr>
-        <w:tblPrEx>
-          <w:tblCellMar>
-            <w:top w:w="0" w:type="dxa"/>
-            <w:bottom w:w="0" w:type="dxa"/>
-          </w:tblCellMar>
-        </w:tblPrEx>
         <w:tc>
           <w:tcPr>
             <w:tcW w:w="560" w:type="dxa"/>
@@ -9449,12 +9071,6 @@
         <w:gridCol w:w="9520"/>
       </w:tblGrid>
       <w:tr>
-        <w:tblPrEx>
-          <w:tblCellMar>
-            <w:top w:w="0" w:type="dxa"/>
-            <w:bottom w:w="0" w:type="dxa"/>
-          </w:tblCellMar>
-        </w:tblPrEx>
         <w:tc>
           <w:tcPr>
             <w:tcW w:w="560" w:type="dxa"/>
@@ -9541,12 +9157,6 @@
         <w:gridCol w:w="9520"/>
       </w:tblGrid>
       <w:tr>
-        <w:tblPrEx>
-          <w:tblCellMar>
-            <w:top w:w="0" w:type="dxa"/>
-            <w:bottom w:w="0" w:type="dxa"/>
-          </w:tblCellMar>
-        </w:tblPrEx>
         <w:tc>
           <w:tcPr>
             <w:tcW w:w="560" w:type="dxa"/>
@@ -9633,12 +9243,6 @@
         <w:gridCol w:w="9520"/>
       </w:tblGrid>
       <w:tr>
-        <w:tblPrEx>
-          <w:tblCellMar>
-            <w:top w:w="0" w:type="dxa"/>
-            <w:bottom w:w="0" w:type="dxa"/>
-          </w:tblCellMar>
-        </w:tblPrEx>
         <w:tc>
           <w:tcPr>
             <w:tcW w:w="560" w:type="dxa"/>
@@ -9756,12 +9360,6 @@
         <w:gridCol w:w="4680"/>
       </w:tblGrid>
       <w:tr>
-        <w:tblPrEx>
-          <w:tblCellMar>
-            <w:top w:w="0" w:type="dxa"/>
-            <w:bottom w:w="0" w:type="dxa"/>
-          </w:tblCellMar>
-        </w:tblPrEx>
         <w:trPr>
           <w:tblHeader/>
         </w:trPr>
@@ -9857,12 +9455,6 @@
         </w:tc>
       </w:tr>
       <w:tr>
-        <w:tblPrEx>
-          <w:tblCellMar>
-            <w:top w:w="0" w:type="dxa"/>
-            <w:bottom w:w="0" w:type="dxa"/>
-          </w:tblCellMar>
-        </w:tblPrEx>
         <w:tc>
           <w:tcPr>
             <w:tcW w:w="1200" w:type="dxa"/>
@@ -9946,12 +9538,6 @@
         </w:tc>
       </w:tr>
       <w:tr>
-        <w:tblPrEx>
-          <w:tblCellMar>
-            <w:top w:w="0" w:type="dxa"/>
-            <w:bottom w:w="0" w:type="dxa"/>
-          </w:tblCellMar>
-        </w:tblPrEx>
         <w:tc>
           <w:tcPr>
             <w:tcW w:w="1200" w:type="dxa"/>
@@ -10035,12 +9621,6 @@
         </w:tc>
       </w:tr>
       <w:tr>
-        <w:tblPrEx>
-          <w:tblCellMar>
-            <w:top w:w="0" w:type="dxa"/>
-            <w:bottom w:w="0" w:type="dxa"/>
-          </w:tblCellMar>
-        </w:tblPrEx>
         <w:tc>
           <w:tcPr>
             <w:tcW w:w="1200" w:type="dxa"/>
@@ -10124,12 +9704,6 @@
         </w:tc>
       </w:tr>
       <w:tr>
-        <w:tblPrEx>
-          <w:tblCellMar>
-            <w:top w:w="0" w:type="dxa"/>
-            <w:bottom w:w="0" w:type="dxa"/>
-          </w:tblCellMar>
-        </w:tblPrEx>
         <w:tc>
           <w:tcPr>
             <w:tcW w:w="1200" w:type="dxa"/>
@@ -10213,12 +9787,6 @@
         </w:tc>
       </w:tr>
       <w:tr>
-        <w:tblPrEx>
-          <w:tblCellMar>
-            <w:top w:w="0" w:type="dxa"/>
-            <w:bottom w:w="0" w:type="dxa"/>
-          </w:tblCellMar>
-        </w:tblPrEx>
         <w:tc>
           <w:tcPr>
             <w:tcW w:w="1200" w:type="dxa"/>
@@ -10302,12 +9870,6 @@
         </w:tc>
       </w:tr>
       <w:tr>
-        <w:tblPrEx>
-          <w:tblCellMar>
-            <w:top w:w="0" w:type="dxa"/>
-            <w:bottom w:w="0" w:type="dxa"/>
-          </w:tblCellMar>
-        </w:tblPrEx>
         <w:tc>
           <w:tcPr>
             <w:tcW w:w="1200" w:type="dxa"/>
